--- a/manuscript/journal_submission/marine_environmental_research/rendered/mer_supplement_blinded_companion_v2.docx
+++ b/manuscript/journal_submission/marine_environmental_research/rendered/mer_supplement_blinded_companion_v2.docx
@@ -34,7 +34,7 @@
           <w:sz w:val="24"/>
           <w:szCs w:val="24"/>
         </w:rPr>
-        <w:id w:val="222415591"/>
+        <w:id w:val="869570661"/>
         <w:docPartObj>
           <w:docPartGallery w:val="Table of Contents"/>
           <w:docPartUnique/>
@@ -69,7 +69,7 @@
           <w:r>
             <w:fldChar w:fldCharType="separate"/>
           </w:r>
-          <w:hyperlink w:anchor="_Toc235605216" w:history="1">
+          <w:hyperlink w:anchor="_Toc235610549" w:history="1">
             <w:r>
               <w:rPr>
                 <w:rStyle w:val="Hyperlink"/>
@@ -96,7 +96,7 @@
                 <w:noProof/>
                 <w:webHidden/>
               </w:rPr>
-              <w:instrText xml:space="preserve"> PAGEREF _Toc235605216 \h </w:instrText>
+              <w:instrText xml:space="preserve"> PAGEREF _Toc235610549 \h </w:instrText>
             </w:r>
             <w:r>
               <w:rPr>
@@ -137,7 +137,7 @@
               <w:noProof/>
             </w:rPr>
           </w:pPr>
-          <w:hyperlink w:anchor="_Toc235605217" w:history="1">
+          <w:hyperlink w:anchor="_Toc235610550" w:history="1">
             <w:r>
               <w:rPr>
                 <w:rStyle w:val="Hyperlink"/>
@@ -164,7 +164,7 @@
                 <w:noProof/>
                 <w:webHidden/>
               </w:rPr>
-              <w:instrText xml:space="preserve"> PAGEREF _Toc235605217 \h </w:instrText>
+              <w:instrText xml:space="preserve"> PAGEREF _Toc235610550 \h </w:instrText>
             </w:r>
             <w:r>
               <w:rPr>
@@ -205,7 +205,7 @@
               <w:noProof/>
             </w:rPr>
           </w:pPr>
-          <w:hyperlink w:anchor="_Toc235605218" w:history="1">
+          <w:hyperlink w:anchor="_Toc235610551" w:history="1">
             <w:r>
               <w:rPr>
                 <w:rStyle w:val="Hyperlink"/>
@@ -232,7 +232,7 @@
                 <w:noProof/>
                 <w:webHidden/>
               </w:rPr>
-              <w:instrText xml:space="preserve"> PAGEREF _Toc235605218 \h </w:instrText>
+              <w:instrText xml:space="preserve"> PAGEREF _Toc235610551 \h </w:instrText>
             </w:r>
             <w:r>
               <w:rPr>
@@ -273,7 +273,7 @@
               <w:noProof/>
             </w:rPr>
           </w:pPr>
-          <w:hyperlink w:anchor="_Toc235605219" w:history="1">
+          <w:hyperlink w:anchor="_Toc235610552" w:history="1">
             <w:r>
               <w:rPr>
                 <w:rStyle w:val="Hyperlink"/>
@@ -300,7 +300,7 @@
                 <w:noProof/>
                 <w:webHidden/>
               </w:rPr>
-              <w:instrText xml:space="preserve"> PAGEREF _Toc235605219 \h </w:instrText>
+              <w:instrText xml:space="preserve"> PAGEREF _Toc235610552 \h </w:instrText>
             </w:r>
             <w:r>
               <w:rPr>
@@ -341,7 +341,7 @@
               <w:noProof/>
             </w:rPr>
           </w:pPr>
-          <w:hyperlink w:anchor="_Toc235605220" w:history="1">
+          <w:hyperlink w:anchor="_Toc235610553" w:history="1">
             <w:r>
               <w:rPr>
                 <w:rStyle w:val="Hyperlink"/>
@@ -368,7 +368,7 @@
                 <w:noProof/>
                 <w:webHidden/>
               </w:rPr>
-              <w:instrText xml:space="preserve"> PAGEREF _Toc235605220 \h </w:instrText>
+              <w:instrText xml:space="preserve"> PAGEREF _Toc235610553 \h </w:instrText>
             </w:r>
             <w:r>
               <w:rPr>
@@ -409,7 +409,7 @@
               <w:noProof/>
             </w:rPr>
           </w:pPr>
-          <w:hyperlink w:anchor="_Toc235605221" w:history="1">
+          <w:hyperlink w:anchor="_Toc235610554" w:history="1">
             <w:r>
               <w:rPr>
                 <w:rStyle w:val="Hyperlink"/>
@@ -436,7 +436,7 @@
                 <w:noProof/>
                 <w:webHidden/>
               </w:rPr>
-              <w:instrText xml:space="preserve"> PAGEREF _Toc235605221 \h </w:instrText>
+              <w:instrText xml:space="preserve"> PAGEREF _Toc235610554 \h </w:instrText>
             </w:r>
             <w:r>
               <w:rPr>
@@ -477,7 +477,7 @@
               <w:noProof/>
             </w:rPr>
           </w:pPr>
-          <w:hyperlink w:anchor="_Toc235605222" w:history="1">
+          <w:hyperlink w:anchor="_Toc235610555" w:history="1">
             <w:r>
               <w:rPr>
                 <w:rStyle w:val="Hyperlink"/>
@@ -504,7 +504,7 @@
                 <w:noProof/>
                 <w:webHidden/>
               </w:rPr>
-              <w:instrText xml:space="preserve"> PAGEREF _Toc235605222 \h </w:instrText>
+              <w:instrText xml:space="preserve"> PAGEREF _Toc235610555 \h </w:instrText>
             </w:r>
             <w:r>
               <w:rPr>
@@ -545,7 +545,7 @@
               <w:noProof/>
             </w:rPr>
           </w:pPr>
-          <w:hyperlink w:anchor="_Toc235605223" w:history="1">
+          <w:hyperlink w:anchor="_Toc235610556" w:history="1">
             <w:r>
               <w:rPr>
                 <w:rStyle w:val="Hyperlink"/>
@@ -572,7 +572,7 @@
                 <w:noProof/>
                 <w:webHidden/>
               </w:rPr>
-              <w:instrText xml:space="preserve"> PAGEREF _Toc235605223 \h </w:instrText>
+              <w:instrText xml:space="preserve"> PAGEREF _Toc235610556 \h </w:instrText>
             </w:r>
             <w:r>
               <w:rPr>
@@ -613,7 +613,7 @@
               <w:noProof/>
             </w:rPr>
           </w:pPr>
-          <w:hyperlink w:anchor="_Toc235605224" w:history="1">
+          <w:hyperlink w:anchor="_Toc235610557" w:history="1">
             <w:r>
               <w:rPr>
                 <w:rStyle w:val="Hyperlink"/>
@@ -640,7 +640,7 @@
                 <w:noProof/>
                 <w:webHidden/>
               </w:rPr>
-              <w:instrText xml:space="preserve"> PAGEREF _Toc235605224 \h </w:instrText>
+              <w:instrText xml:space="preserve"> PAGEREF _Toc235610557 \h </w:instrText>
             </w:r>
             <w:r>
               <w:rPr>
@@ -660,7 +660,7 @@
                 <w:noProof/>
                 <w:webHidden/>
               </w:rPr>
-              <w:t>6</w:t>
+              <w:t>7</w:t>
             </w:r>
             <w:r>
               <w:rPr>
@@ -681,7 +681,7 @@
               <w:noProof/>
             </w:rPr>
           </w:pPr>
-          <w:hyperlink w:anchor="_Toc235605225" w:history="1">
+          <w:hyperlink w:anchor="_Toc235610558" w:history="1">
             <w:r>
               <w:rPr>
                 <w:rStyle w:val="Hyperlink"/>
@@ -708,7 +708,7 @@
                 <w:noProof/>
                 <w:webHidden/>
               </w:rPr>
-              <w:instrText xml:space="preserve"> PAGEREF _Toc235605225 \h </w:instrText>
+              <w:instrText xml:space="preserve"> PAGEREF _Toc235610558 \h </w:instrText>
             </w:r>
             <w:r>
               <w:rPr>
@@ -749,7 +749,7 @@
               <w:noProof/>
             </w:rPr>
           </w:pPr>
-          <w:hyperlink w:anchor="_Toc235605226" w:history="1">
+          <w:hyperlink w:anchor="_Toc235610559" w:history="1">
             <w:r>
               <w:rPr>
                 <w:rStyle w:val="Hyperlink"/>
@@ -776,7 +776,7 @@
                 <w:noProof/>
                 <w:webHidden/>
               </w:rPr>
-              <w:instrText xml:space="preserve"> PAGEREF _Toc235605226 \h </w:instrText>
+              <w:instrText xml:space="preserve"> PAGEREF _Toc235610559 \h </w:instrText>
             </w:r>
             <w:r>
               <w:rPr>
@@ -819,7 +819,7 @@
         <w:pStyle w:val="Heading1"/>
       </w:pPr>
       <w:bookmarkStart w:id="0" w:name="supplement-scope"/>
-      <w:bookmarkStart w:id="1" w:name="_Toc235605216"/>
+      <w:bookmarkStart w:id="1" w:name="_Toc235610549"/>
       <w:r>
         <w:t>1. Supplement scope</w:t>
       </w:r>
@@ -861,13 +861,30 @@
     </w:p>
     <w:p>
       <w:pPr>
+        <w:pStyle w:val="BodyText"/>
+      </w:pPr>
+      <w:r>
+        <w:lastRenderedPageBreak/>
+        <w:t>Supplementary Table S11 (</w:t>
+      </w:r>
+      <w:r>
+        <w:rPr>
+          <w:rStyle w:val="VerbatimChar"/>
+        </w:rPr>
+        <w:t>Table_S11.csv</w:t>
+      </w:r>
+      <w:r>
+        <w:t>) records the four frozen regional checklist populations and their inferential roles. The same checklist frame supports multiple taxon outcomes, so the counts are not summed across taxa.</w:t>
+      </w:r>
+    </w:p>
+    <w:p>
+      <w:pPr>
         <w:pStyle w:val="Heading1"/>
       </w:pPr>
       <w:bookmarkStart w:id="2" w:name="X656b43efa51a1217ae39c70b2dc1665cc91df8e"/>
-      <w:bookmarkStart w:id="3" w:name="_Toc235605217"/>
+      <w:bookmarkStart w:id="3" w:name="_Toc235610550"/>
       <w:bookmarkEnd w:id="0"/>
       <w:r>
-        <w:lastRenderedPageBreak/>
         <w:t>2. Registered analysis and model disposition</w:t>
       </w:r>
       <w:bookmarkEnd w:id="3"/>
@@ -920,7 +937,7 @@
         <w:pStyle w:val="Heading1"/>
       </w:pPr>
       <w:bookmarkStart w:id="4" w:name="X0f0d9d136cb8878ee4d7a1d8578536852e2671e"/>
-      <w:bookmarkStart w:id="5" w:name="_Toc235605218"/>
+      <w:bookmarkStart w:id="5" w:name="_Toc235610551"/>
       <w:bookmarkEnd w:id="2"/>
       <w:r>
         <w:t>3. Response construction and observation states</w:t>
@@ -966,7 +983,7 @@
         <w:pStyle w:val="Heading1"/>
       </w:pPr>
       <w:bookmarkStart w:id="6" w:name="event-time-results"/>
-      <w:bookmarkStart w:id="7" w:name="_Toc235605219"/>
+      <w:bookmarkStart w:id="7" w:name="_Toc235610552"/>
       <w:bookmarkEnd w:id="4"/>
       <w:r>
         <w:t>4. Event-time results</w:t>
@@ -1000,7 +1017,7 @@
         </w:rPr>
         <w:lastRenderedPageBreak/>
         <w:drawing>
-          <wp:inline distT="0" distB="0" distL="0" distR="0" wp14:anchorId="64C44A81" wp14:editId="596B224F">
+          <wp:inline distT="0" distB="0" distL="0" distR="0" wp14:anchorId="1EE1D13E" wp14:editId="5825005A">
             <wp:extent cx="5334000" cy="2788227"/>
             <wp:effectExtent l="0" t="0" r="0" b="0"/>
             <wp:docPr id="24" name="Picture"/>
@@ -1065,7 +1082,7 @@
         <w:pStyle w:val="Heading1"/>
       </w:pPr>
       <w:bookmarkStart w:id="8" w:name="partial-pooling-repair"/>
-      <w:bookmarkStart w:id="9" w:name="_Toc235605220"/>
+      <w:bookmarkStart w:id="9" w:name="_Toc235610553"/>
       <w:bookmarkEnd w:id="6"/>
       <w:r>
         <w:t>5. Partial-pooling repair</w:t>
@@ -1138,7 +1155,7 @@
           <w:noProof/>
         </w:rPr>
         <w:drawing>
-          <wp:inline distT="0" distB="0" distL="0" distR="0" wp14:anchorId="7E101CAB" wp14:editId="4B28C282">
+          <wp:inline distT="0" distB="0" distL="0" distR="0" wp14:anchorId="1E8B6BD1" wp14:editId="65B3F2B6">
             <wp:extent cx="5334000" cy="2667000"/>
             <wp:effectExtent l="0" t="0" r="0" b="0"/>
             <wp:docPr id="28" name="Picture"/>
@@ -1204,7 +1221,7 @@
           <w:noProof/>
         </w:rPr>
         <w:drawing>
-          <wp:inline distT="0" distB="0" distL="0" distR="0" wp14:anchorId="75BACEC3" wp14:editId="1A9B115E">
+          <wp:inline distT="0" distB="0" distL="0" distR="0" wp14:anchorId="43731C64" wp14:editId="3214EDDD">
             <wp:extent cx="5334000" cy="2603500"/>
             <wp:effectExtent l="0" t="0" r="0" b="0"/>
             <wp:docPr id="31" name="Picture"/>
@@ -1269,7 +1286,7 @@
         <w:pStyle w:val="Heading1"/>
       </w:pPr>
       <w:bookmarkStart w:id="10" w:name="singular-fit-component-audit"/>
-      <w:bookmarkStart w:id="11" w:name="_Toc235605221"/>
+      <w:bookmarkStart w:id="11" w:name="_Toc235610554"/>
       <w:bookmarkEnd w:id="8"/>
       <w:r>
         <w:t>6. Singular-fit component audit</w:t>
@@ -1532,7 +1549,7 @@
         <w:pStyle w:val="Heading1"/>
       </w:pPr>
       <w:bookmarkStart w:id="12" w:name="placebo-and-matched-sensitivity-details"/>
-      <w:bookmarkStart w:id="13" w:name="_Toc235605222"/>
+      <w:bookmarkStart w:id="13" w:name="_Toc235610555"/>
       <w:bookmarkEnd w:id="10"/>
       <w:r>
         <w:t>7. Placebo and matched sensitivity details</w:t>
@@ -1561,37 +1578,12 @@
         <w:pStyle w:val="BodyText"/>
       </w:pPr>
       <w:r>
-        <w:t>Supplementary Table S8 (the same matched sensitivity table, restricted to the WCVI 2-km and dominant-observer versions plus the matched reference) contains the complete spatial and observer sensitivity estimates. Each sensitivity changed one registered dimension. The 2-km analysis restricted eligibility to the high-precision cohort; the observer analysis removed one pre-defined dominant observer cluster from every guild and outcome. Both used the matched sparse M01 architecture.</w:t>
-      </w:r>
-    </w:p>
-    <w:p>
-      <w:pPr>
-        <w:pStyle w:val="BodyText"/>
-      </w:pPr>
-      <w:r>
-        <w:t>Supplementary Table S9 (</w:t>
-      </w:r>
-      <w:r>
-        <w:rPr>
-          <w:rStyle w:val="VerbatimChar"/>
-        </w:rPr>
-        <w:t>Table_S9.csv</w:t>
-      </w:r>
-      <w:r>
-        <w:t>) contains 512 model-component-fold rows. Each of the 128 components has four event-blocked folds. Validation uses fixed effects only, excludes unsupported fixed factor levels transparently, suppresses cells below 20, and never uses conditional observer or location BLUPs.</w:t>
-      </w:r>
-    </w:p>
-    <w:p>
-      <w:pPr>
-        <w:pStyle w:val="BodyText"/>
-      </w:pPr>
-      <w:r>
         <w:rPr>
           <w:noProof/>
         </w:rPr>
         <w:drawing>
-          <wp:inline distT="0" distB="0" distL="0" distR="0" wp14:anchorId="49F606CF" wp14:editId="7E700DDC">
-            <wp:extent cx="5334000" cy="2122714"/>
+          <wp:inline distT="0" distB="0" distL="0" distR="0" wp14:anchorId="67F60057" wp14:editId="6377E744">
+            <wp:extent cx="5334000" cy="3164840"/>
             <wp:effectExtent l="0" t="0" r="0" b="0"/>
             <wp:docPr id="36" name="Picture"/>
             <wp:cNvGraphicFramePr/>
@@ -1599,13 +1591,104 @@
               <a:graphicData uri="http://schemas.openxmlformats.org/drawingml/2006/picture">
                 <pic:pic xmlns:pic="http://schemas.openxmlformats.org/drawingml/2006/picture">
                   <pic:nvPicPr>
-                    <pic:cNvPr id="37" name="Picture" descr="../figures/Figure_S4.png"/>
+                    <pic:cNvPr id="37" name="Picture" descr="../figures/Figure_S5.png"/>
                     <pic:cNvPicPr>
                       <a:picLocks noChangeAspect="1" noChangeArrowheads="1"/>
                     </pic:cNvPicPr>
                   </pic:nvPicPr>
                   <pic:blipFill>
                     <a:blip r:embed="rId10"/>
+                    <a:stretch>
+                      <a:fillRect/>
+                    </a:stretch>
+                  </pic:blipFill>
+                  <pic:spPr bwMode="auto">
+                    <a:xfrm>
+                      <a:off x="0" y="0"/>
+                      <a:ext cx="5334000" cy="3164840"/>
+                    </a:xfrm>
+                    <a:prstGeom prst="rect">
+                      <a:avLst/>
+                    </a:prstGeom>
+                    <a:noFill/>
+                    <a:ln w="9525">
+                      <a:noFill/>
+                      <a:headEnd/>
+                      <a:tailEnd/>
+                    </a:ln>
+                  </pic:spPr>
+                </pic:pic>
+              </a:graphicData>
+            </a:graphic>
+          </wp:inline>
+        </w:drawing>
+      </w:r>
+    </w:p>
+    <w:p>
+      <w:pPr>
+        <w:pStyle w:val="BodyText"/>
+      </w:pPr>
+      <w:r>
+        <w:rPr>
+          <w:b/>
+          <w:bCs/>
+        </w:rPr>
+        <w:t>Supplementary Figure S5. Matched whole-bundle placebo diagnostics.</w:t>
+      </w:r>
+      <w:r>
+        <w:t xml:space="preserve"> M27 and M28 shifted complete exposure bundles within region-year strata without reading responses. No placebo component had BH q below 0.05; null diagnostics do not establish causal identification.</w:t>
+      </w:r>
+    </w:p>
+    <w:p>
+      <w:pPr>
+        <w:pStyle w:val="BodyText"/>
+      </w:pPr>
+      <w:r>
+        <w:t>Supplementary Table S8 (the same matched sensitivity table, restricted to the WCVI 2-km and dominant-observer versions plus the matched reference) contains the complete spatial and observer sensitivity estimates. Each sensitivity changed one registered dimension. The 2-km analysis restricted eligibility to the high-precision cohort; the observer analysis removed one pre-defined dominant observer cluster from every guild and outcome. Both used the matched sparse M01 architecture.</w:t>
+      </w:r>
+    </w:p>
+    <w:p>
+      <w:pPr>
+        <w:pStyle w:val="BodyText"/>
+      </w:pPr>
+      <w:r>
+        <w:t>Supplementary Table S9 (</w:t>
+      </w:r>
+      <w:r>
+        <w:rPr>
+          <w:rStyle w:val="VerbatimChar"/>
+        </w:rPr>
+        <w:t>Table_S9.csv</w:t>
+      </w:r>
+      <w:r>
+        <w:t>) contains 512 model-component-fold rows. Each of the 128 components has four event-blocked folds. Validation uses fixed effects only, excludes unsupported fixed factor levels transparently, suppresses cells below 20, and never uses conditional observer or location BLUPs.</w:t>
+      </w:r>
+    </w:p>
+    <w:p>
+      <w:pPr>
+        <w:pStyle w:val="BodyText"/>
+      </w:pPr>
+      <w:r>
+        <w:rPr>
+          <w:noProof/>
+        </w:rPr>
+        <w:drawing>
+          <wp:inline distT="0" distB="0" distL="0" distR="0" wp14:anchorId="09EFF77E" wp14:editId="55F663CE">
+            <wp:extent cx="5334000" cy="2122714"/>
+            <wp:effectExtent l="0" t="0" r="0" b="0"/>
+            <wp:docPr id="39" name="Picture"/>
+            <wp:cNvGraphicFramePr/>
+            <a:graphic xmlns:a="http://schemas.openxmlformats.org/drawingml/2006/main">
+              <a:graphicData uri="http://schemas.openxmlformats.org/drawingml/2006/picture">
+                <pic:pic xmlns:pic="http://schemas.openxmlformats.org/drawingml/2006/picture">
+                  <pic:nvPicPr>
+                    <pic:cNvPr id="40" name="Picture" descr="../figures/Figure_S4.png"/>
+                    <pic:cNvPicPr>
+                      <a:picLocks noChangeAspect="1" noChangeArrowheads="1"/>
+                    </pic:cNvPicPr>
+                  </pic:nvPicPr>
+                  <pic:blipFill>
+                    <a:blip r:embed="rId11"/>
                     <a:stretch>
                       <a:fillRect/>
                     </a:stretch>
@@ -1652,7 +1735,7 @@
         <w:pStyle w:val="Heading1"/>
       </w:pPr>
       <w:bookmarkStart w:id="14" w:name="X8d0b758b7ecd4305ca0f50fd74c5bafb56ab217"/>
-      <w:bookmarkStart w:id="15" w:name="_Toc235605223"/>
+      <w:bookmarkStart w:id="15" w:name="_Toc235610556"/>
       <w:bookmarkEnd w:id="12"/>
       <w:r>
         <w:t>8. Strait of Georgia specificity/falsification audit</w:t>
@@ -1691,7 +1774,7 @@
         <w:pStyle w:val="Heading1"/>
       </w:pPr>
       <w:bookmarkStart w:id="16" w:name="X3b647f72ca45d03c8ab0a7592e6079aa1efe689"/>
-      <w:bookmarkStart w:id="17" w:name="_Toc235605224"/>
+      <w:bookmarkStart w:id="17" w:name="_Toc235610557"/>
       <w:bookmarkEnd w:id="14"/>
       <w:r>
         <w:t>9. DFO monitoring, exposure classification, and regional interpretation</w:t>
@@ -1753,7 +1836,7 @@
         <w:pStyle w:val="Heading1"/>
       </w:pPr>
       <w:bookmarkStart w:id="18" w:name="X0f6b22ba3c42b132ef3bb8640644e51dd2fb2d0"/>
-      <w:bookmarkStart w:id="19" w:name="_Toc235605225"/>
+      <w:bookmarkStart w:id="19" w:name="_Toc235610558"/>
       <w:bookmarkEnd w:id="16"/>
       <w:r>
         <w:t>10. Reproducibility, provenance, and artifact hashes</w:t>
@@ -1790,7 +1873,7 @@
         <w:pStyle w:val="Heading1"/>
       </w:pPr>
       <w:bookmarkStart w:id="20" w:name="references"/>
-      <w:bookmarkStart w:id="21" w:name="_Toc235605226"/>
+      <w:bookmarkStart w:id="21" w:name="_Toc235610559"/>
       <w:bookmarkEnd w:id="18"/>
       <w:r>
         <w:t>11. References</w:t>
@@ -1810,7 +1893,7 @@
         <w:tab/>
         <w:t xml:space="preserve">Grinnell MH, Schweigert JF, Thompson M, Hawkshaw S, Cleary JS. </w:t>
       </w:r>
-      <w:hyperlink r:id="rId11">
+      <w:hyperlink r:id="rId12">
         <w:r>
           <w:rPr>
             <w:rStyle w:val="Hyperlink"/>
@@ -1835,7 +1918,7 @@
         <w:tab/>
         <w:t xml:space="preserve">Fisheries and Oceans Canada. </w:t>
       </w:r>
-      <w:hyperlink r:id="rId12">
+      <w:hyperlink r:id="rId13">
         <w:r>
           <w:rPr>
             <w:rStyle w:val="Hyperlink"/>
@@ -1851,12 +1934,12 @@
       <w:bookmarkEnd w:id="24"/>
     </w:p>
     <w:sectPr>
-      <w:headerReference w:type="even" r:id="rId13"/>
-      <w:headerReference w:type="default" r:id="rId14"/>
-      <w:footerReference w:type="even" r:id="rId15"/>
-      <w:footerReference w:type="default" r:id="rId16"/>
-      <w:headerReference w:type="first" r:id="rId17"/>
-      <w:footerReference w:type="first" r:id="rId18"/>
+      <w:headerReference w:type="even" r:id="rId14"/>
+      <w:headerReference w:type="default" r:id="rId15"/>
+      <w:footerReference w:type="even" r:id="rId16"/>
+      <w:footerReference w:type="default" r:id="rId17"/>
+      <w:headerReference w:type="first" r:id="rId18"/>
+      <w:footerReference w:type="first" r:id="rId19"/>
       <w:pgSz w:w="12240" w:h="15840"/>
       <w:pgMar w:top="1440" w:right="1440" w:bottom="1440" w:left="1440" w:header="720" w:footer="720" w:gutter="0"/>
       <w:lnNumType w:countBy="1" w:restart="continuous"/>
@@ -2004,7 +2087,7 @@
   <w:abstractNum w:abstractNumId="0" w15:restartNumberingAfterBreak="0">
     <w:nsid w:val="0000A990"/>
     <w:multiLevelType w:val="multilevel"/>
-    <w:tmpl w:val="DC38E4A0"/>
+    <w:tmpl w:val="1D02454C"/>
     <w:lvl w:ilvl="0">
       <w:numFmt w:val="bullet"/>
       <w:lvlText w:val=" "/>
@@ -2078,7 +2161,7 @@
       </w:pPr>
     </w:lvl>
   </w:abstractNum>
-  <w:num w:numId="1" w16cid:durableId="878781890">
+  <w:num w:numId="1" w16cid:durableId="2101364544">
     <w:abstractNumId w:val="0"/>
   </w:num>
 </w:numbering>
@@ -3331,7 +3414,7 @@
     <w:next w:val="Normal"/>
     <w:autoRedefine/>
     <w:uiPriority w:val="39"/>
-    <w:rsid w:val="00585E41"/>
+    <w:rsid w:val="0059059C"/>
     <w:pPr>
       <w:spacing w:after="100"/>
     </w:pPr>
@@ -3340,7 +3423,7 @@
     <w:name w:val="header"/>
     <w:basedOn w:val="Normal"/>
     <w:link w:val="HeaderChar"/>
-    <w:rsid w:val="00585E41"/>
+    <w:rsid w:val="0059059C"/>
     <w:pPr>
       <w:tabs>
         <w:tab w:val="center" w:pos="4680"/>
@@ -3353,13 +3436,13 @@
     <w:name w:val="Header Char"/>
     <w:basedOn w:val="DefaultParagraphFont"/>
     <w:link w:val="Header"/>
-    <w:rsid w:val="00585E41"/>
+    <w:rsid w:val="0059059C"/>
   </w:style>
   <w:style w:type="paragraph" w:styleId="Footer">
     <w:name w:val="footer"/>
     <w:basedOn w:val="Normal"/>
     <w:link w:val="FooterChar"/>
-    <w:rsid w:val="00585E41"/>
+    <w:rsid w:val="0059059C"/>
     <w:pPr>
       <w:tabs>
         <w:tab w:val="center" w:pos="4680"/>
@@ -3372,12 +3455,12 @@
     <w:name w:val="Footer Char"/>
     <w:basedOn w:val="DefaultParagraphFont"/>
     <w:link w:val="Footer"/>
-    <w:rsid w:val="00585E41"/>
+    <w:rsid w:val="0059059C"/>
   </w:style>
   <w:style w:type="character" w:styleId="LineNumber">
     <w:name w:val="line number"/>
     <w:basedOn w:val="DefaultParagraphFont"/>
-    <w:rsid w:val="00585E41"/>
+    <w:rsid w:val="0059059C"/>
   </w:style>
 </w:styles>
 </file>

--- a/manuscript/journal_submission/marine_environmental_research/rendered/mer_supplement_blinded_companion_v2.docx
+++ b/manuscript/journal_submission/marine_environmental_research/rendered/mer_supplement_blinded_companion_v2.docx
@@ -34,7 +34,7 @@
           <w:sz w:val="24"/>
           <w:szCs w:val="24"/>
         </w:rPr>
-        <w:id w:val="869570661"/>
+        <w:id w:val="636310859"/>
         <w:docPartObj>
           <w:docPartGallery w:val="Table of Contents"/>
           <w:docPartUnique/>
@@ -69,7 +69,7 @@
           <w:r>
             <w:fldChar w:fldCharType="separate"/>
           </w:r>
-          <w:hyperlink w:anchor="_Toc235610549" w:history="1">
+          <w:hyperlink w:anchor="_Toc235614668" w:history="1">
             <w:r>
               <w:rPr>
                 <w:rStyle w:val="Hyperlink"/>
@@ -96,7 +96,7 @@
                 <w:noProof/>
                 <w:webHidden/>
               </w:rPr>
-              <w:instrText xml:space="preserve"> PAGEREF _Toc235610549 \h </w:instrText>
+              <w:instrText xml:space="preserve"> PAGEREF _Toc235614668 \h </w:instrText>
             </w:r>
             <w:r>
               <w:rPr>
@@ -137,7 +137,7 @@
               <w:noProof/>
             </w:rPr>
           </w:pPr>
-          <w:hyperlink w:anchor="_Toc235610550" w:history="1">
+          <w:hyperlink w:anchor="_Toc235614669" w:history="1">
             <w:r>
               <w:rPr>
                 <w:rStyle w:val="Hyperlink"/>
@@ -164,7 +164,7 @@
                 <w:noProof/>
                 <w:webHidden/>
               </w:rPr>
-              <w:instrText xml:space="preserve"> PAGEREF _Toc235610550 \h </w:instrText>
+              <w:instrText xml:space="preserve"> PAGEREF _Toc235614669 \h </w:instrText>
             </w:r>
             <w:r>
               <w:rPr>
@@ -205,7 +205,7 @@
               <w:noProof/>
             </w:rPr>
           </w:pPr>
-          <w:hyperlink w:anchor="_Toc235610551" w:history="1">
+          <w:hyperlink w:anchor="_Toc235614670" w:history="1">
             <w:r>
               <w:rPr>
                 <w:rStyle w:val="Hyperlink"/>
@@ -232,7 +232,7 @@
                 <w:noProof/>
                 <w:webHidden/>
               </w:rPr>
-              <w:instrText xml:space="preserve"> PAGEREF _Toc235610551 \h </w:instrText>
+              <w:instrText xml:space="preserve"> PAGEREF _Toc235614670 \h </w:instrText>
             </w:r>
             <w:r>
               <w:rPr>
@@ -273,7 +273,7 @@
               <w:noProof/>
             </w:rPr>
           </w:pPr>
-          <w:hyperlink w:anchor="_Toc235610552" w:history="1">
+          <w:hyperlink w:anchor="_Toc235614671" w:history="1">
             <w:r>
               <w:rPr>
                 <w:rStyle w:val="Hyperlink"/>
@@ -300,7 +300,7 @@
                 <w:noProof/>
                 <w:webHidden/>
               </w:rPr>
-              <w:instrText xml:space="preserve"> PAGEREF _Toc235610552 \h </w:instrText>
+              <w:instrText xml:space="preserve"> PAGEREF _Toc235614671 \h </w:instrText>
             </w:r>
             <w:r>
               <w:rPr>
@@ -341,7 +341,7 @@
               <w:noProof/>
             </w:rPr>
           </w:pPr>
-          <w:hyperlink w:anchor="_Toc235610553" w:history="1">
+          <w:hyperlink w:anchor="_Toc235614672" w:history="1">
             <w:r>
               <w:rPr>
                 <w:rStyle w:val="Hyperlink"/>
@@ -368,7 +368,7 @@
                 <w:noProof/>
                 <w:webHidden/>
               </w:rPr>
-              <w:instrText xml:space="preserve"> PAGEREF _Toc235610553 \h </w:instrText>
+              <w:instrText xml:space="preserve"> PAGEREF _Toc235614672 \h </w:instrText>
             </w:r>
             <w:r>
               <w:rPr>
@@ -409,7 +409,7 @@
               <w:noProof/>
             </w:rPr>
           </w:pPr>
-          <w:hyperlink w:anchor="_Toc235610554" w:history="1">
+          <w:hyperlink w:anchor="_Toc235614673" w:history="1">
             <w:r>
               <w:rPr>
                 <w:rStyle w:val="Hyperlink"/>
@@ -436,7 +436,7 @@
                 <w:noProof/>
                 <w:webHidden/>
               </w:rPr>
-              <w:instrText xml:space="preserve"> PAGEREF _Toc235610554 \h </w:instrText>
+              <w:instrText xml:space="preserve"> PAGEREF _Toc235614673 \h </w:instrText>
             </w:r>
             <w:r>
               <w:rPr>
@@ -477,7 +477,7 @@
               <w:noProof/>
             </w:rPr>
           </w:pPr>
-          <w:hyperlink w:anchor="_Toc235610555" w:history="1">
+          <w:hyperlink w:anchor="_Toc235614674" w:history="1">
             <w:r>
               <w:rPr>
                 <w:rStyle w:val="Hyperlink"/>
@@ -504,7 +504,7 @@
                 <w:noProof/>
                 <w:webHidden/>
               </w:rPr>
-              <w:instrText xml:space="preserve"> PAGEREF _Toc235610555 \h </w:instrText>
+              <w:instrText xml:space="preserve"> PAGEREF _Toc235614674 \h </w:instrText>
             </w:r>
             <w:r>
               <w:rPr>
@@ -545,7 +545,7 @@
               <w:noProof/>
             </w:rPr>
           </w:pPr>
-          <w:hyperlink w:anchor="_Toc235610556" w:history="1">
+          <w:hyperlink w:anchor="_Toc235614675" w:history="1">
             <w:r>
               <w:rPr>
                 <w:rStyle w:val="Hyperlink"/>
@@ -572,7 +572,7 @@
                 <w:noProof/>
                 <w:webHidden/>
               </w:rPr>
-              <w:instrText xml:space="preserve"> PAGEREF _Toc235610556 \h </w:instrText>
+              <w:instrText xml:space="preserve"> PAGEREF _Toc235614675 \h </w:instrText>
             </w:r>
             <w:r>
               <w:rPr>
@@ -592,7 +592,7 @@
                 <w:noProof/>
                 <w:webHidden/>
               </w:rPr>
-              <w:t>6</w:t>
+              <w:t>7</w:t>
             </w:r>
             <w:r>
               <w:rPr>
@@ -613,7 +613,7 @@
               <w:noProof/>
             </w:rPr>
           </w:pPr>
-          <w:hyperlink w:anchor="_Toc235610557" w:history="1">
+          <w:hyperlink w:anchor="_Toc235614676" w:history="1">
             <w:r>
               <w:rPr>
                 <w:rStyle w:val="Hyperlink"/>
@@ -640,7 +640,7 @@
                 <w:noProof/>
                 <w:webHidden/>
               </w:rPr>
-              <w:instrText xml:space="preserve"> PAGEREF _Toc235610557 \h </w:instrText>
+              <w:instrText xml:space="preserve"> PAGEREF _Toc235614676 \h </w:instrText>
             </w:r>
             <w:r>
               <w:rPr>
@@ -660,7 +660,7 @@
                 <w:noProof/>
                 <w:webHidden/>
               </w:rPr>
-              <w:t>7</w:t>
+              <w:t>8</w:t>
             </w:r>
             <w:r>
               <w:rPr>
@@ -681,7 +681,7 @@
               <w:noProof/>
             </w:rPr>
           </w:pPr>
-          <w:hyperlink w:anchor="_Toc235610558" w:history="1">
+          <w:hyperlink w:anchor="_Toc235614677" w:history="1">
             <w:r>
               <w:rPr>
                 <w:rStyle w:val="Hyperlink"/>
@@ -708,7 +708,7 @@
                 <w:noProof/>
                 <w:webHidden/>
               </w:rPr>
-              <w:instrText xml:space="preserve"> PAGEREF _Toc235610558 \h </w:instrText>
+              <w:instrText xml:space="preserve"> PAGEREF _Toc235614677 \h </w:instrText>
             </w:r>
             <w:r>
               <w:rPr>
@@ -728,7 +728,7 @@
                 <w:noProof/>
                 <w:webHidden/>
               </w:rPr>
-              <w:t>7</w:t>
+              <w:t>8</w:t>
             </w:r>
             <w:r>
               <w:rPr>
@@ -749,7 +749,7 @@
               <w:noProof/>
             </w:rPr>
           </w:pPr>
-          <w:hyperlink w:anchor="_Toc235610559" w:history="1">
+          <w:hyperlink w:anchor="_Toc235614678" w:history="1">
             <w:r>
               <w:rPr>
                 <w:rStyle w:val="Hyperlink"/>
@@ -776,7 +776,7 @@
                 <w:noProof/>
                 <w:webHidden/>
               </w:rPr>
-              <w:instrText xml:space="preserve"> PAGEREF _Toc235610559 \h </w:instrText>
+              <w:instrText xml:space="preserve"> PAGEREF _Toc235614678 \h </w:instrText>
             </w:r>
             <w:r>
               <w:rPr>
@@ -796,7 +796,7 @@
                 <w:noProof/>
                 <w:webHidden/>
               </w:rPr>
-              <w:t>7</w:t>
+              <w:t>8</w:t>
             </w:r>
             <w:r>
               <w:rPr>
@@ -819,7 +819,7 @@
         <w:pStyle w:val="Heading1"/>
       </w:pPr>
       <w:bookmarkStart w:id="0" w:name="supplement-scope"/>
-      <w:bookmarkStart w:id="1" w:name="_Toc235610549"/>
+      <w:bookmarkStart w:id="1" w:name="_Toc235614668"/>
       <w:r>
         <w:t>1. Supplement scope</w:t>
       </w:r>
@@ -882,7 +882,7 @@
         <w:pStyle w:val="Heading1"/>
       </w:pPr>
       <w:bookmarkStart w:id="2" w:name="X656b43efa51a1217ae39c70b2dc1665cc91df8e"/>
-      <w:bookmarkStart w:id="3" w:name="_Toc235610550"/>
+      <w:bookmarkStart w:id="3" w:name="_Toc235614669"/>
       <w:bookmarkEnd w:id="0"/>
       <w:r>
         <w:t>2. Registered analysis and model disposition</w:t>
@@ -937,7 +937,7 @@
         <w:pStyle w:val="Heading1"/>
       </w:pPr>
       <w:bookmarkStart w:id="4" w:name="X0f0d9d136cb8878ee4d7a1d8578536852e2671e"/>
-      <w:bookmarkStart w:id="5" w:name="_Toc235610551"/>
+      <w:bookmarkStart w:id="5" w:name="_Toc235614670"/>
       <w:bookmarkEnd w:id="2"/>
       <w:r>
         <w:t>3. Response construction and observation states</w:t>
@@ -983,7 +983,7 @@
         <w:pStyle w:val="Heading1"/>
       </w:pPr>
       <w:bookmarkStart w:id="6" w:name="event-time-results"/>
-      <w:bookmarkStart w:id="7" w:name="_Toc235610552"/>
+      <w:bookmarkStart w:id="7" w:name="_Toc235614671"/>
       <w:bookmarkEnd w:id="4"/>
       <w:r>
         <w:t>4. Event-time results</w:t>
@@ -1017,8 +1017,8 @@
         </w:rPr>
         <w:lastRenderedPageBreak/>
         <w:drawing>
-          <wp:inline distT="0" distB="0" distL="0" distR="0" wp14:anchorId="1EE1D13E" wp14:editId="5825005A">
-            <wp:extent cx="5334000" cy="2788227"/>
+          <wp:inline distT="0" distB="0" distL="0" distR="0" wp14:anchorId="3E943F86" wp14:editId="5855C022">
+            <wp:extent cx="5334000" cy="3588327"/>
             <wp:effectExtent l="0" t="0" r="0" b="0"/>
             <wp:docPr id="24" name="Picture"/>
             <wp:cNvGraphicFramePr/>
@@ -1040,7 +1040,7 @@
                   <pic:spPr bwMode="auto">
                     <a:xfrm>
                       <a:off x="0" y="0"/>
-                      <a:ext cx="5334000" cy="2788227"/>
+                      <a:ext cx="5334000" cy="3588327"/>
                     </a:xfrm>
                     <a:prstGeom prst="rect">
                       <a:avLst/>
@@ -1082,7 +1082,7 @@
         <w:pStyle w:val="Heading1"/>
       </w:pPr>
       <w:bookmarkStart w:id="8" w:name="partial-pooling-repair"/>
-      <w:bookmarkStart w:id="9" w:name="_Toc235610553"/>
+      <w:bookmarkStart w:id="9" w:name="_Toc235614672"/>
       <w:bookmarkEnd w:id="6"/>
       <w:r>
         <w:t>5. Partial-pooling repair</w:t>
@@ -1155,7 +1155,7 @@
           <w:noProof/>
         </w:rPr>
         <w:drawing>
-          <wp:inline distT="0" distB="0" distL="0" distR="0" wp14:anchorId="1E8B6BD1" wp14:editId="65B3F2B6">
+          <wp:inline distT="0" distB="0" distL="0" distR="0" wp14:anchorId="6CB8CAFD" wp14:editId="085048AB">
             <wp:extent cx="5334000" cy="2667000"/>
             <wp:effectExtent l="0" t="0" r="0" b="0"/>
             <wp:docPr id="28" name="Picture"/>
@@ -1221,8 +1221,8 @@
           <w:noProof/>
         </w:rPr>
         <w:drawing>
-          <wp:inline distT="0" distB="0" distL="0" distR="0" wp14:anchorId="43731C64" wp14:editId="3214EDDD">
-            <wp:extent cx="5334000" cy="2603500"/>
+          <wp:inline distT="0" distB="0" distL="0" distR="0" wp14:anchorId="0B008C3C" wp14:editId="2F10918B">
+            <wp:extent cx="5334000" cy="2601912"/>
             <wp:effectExtent l="0" t="0" r="0" b="0"/>
             <wp:docPr id="31" name="Picture"/>
             <wp:cNvGraphicFramePr/>
@@ -1244,7 +1244,7 @@
                   <pic:spPr bwMode="auto">
                     <a:xfrm>
                       <a:off x="0" y="0"/>
-                      <a:ext cx="5334000" cy="2603500"/>
+                      <a:ext cx="5334000" cy="2601912"/>
                     </a:xfrm>
                     <a:prstGeom prst="rect">
                       <a:avLst/>
@@ -1286,7 +1286,7 @@
         <w:pStyle w:val="Heading1"/>
       </w:pPr>
       <w:bookmarkStart w:id="10" w:name="singular-fit-component-audit"/>
-      <w:bookmarkStart w:id="11" w:name="_Toc235610554"/>
+      <w:bookmarkStart w:id="11" w:name="_Toc235614673"/>
       <w:bookmarkEnd w:id="8"/>
       <w:r>
         <w:t>6. Singular-fit component audit</w:t>
@@ -1549,7 +1549,7 @@
         <w:pStyle w:val="Heading1"/>
       </w:pPr>
       <w:bookmarkStart w:id="12" w:name="placebo-and-matched-sensitivity-details"/>
-      <w:bookmarkStart w:id="13" w:name="_Toc235610555"/>
+      <w:bookmarkStart w:id="13" w:name="_Toc235614674"/>
       <w:bookmarkEnd w:id="10"/>
       <w:r>
         <w:t>7. Placebo and matched sensitivity details</w:t>
@@ -1582,8 +1582,8 @@
           <w:noProof/>
         </w:rPr>
         <w:drawing>
-          <wp:inline distT="0" distB="0" distL="0" distR="0" wp14:anchorId="67F60057" wp14:editId="6377E744">
-            <wp:extent cx="5334000" cy="3164840"/>
+          <wp:inline distT="0" distB="0" distL="0" distR="0" wp14:anchorId="29AC60BB" wp14:editId="5507BA9A">
+            <wp:extent cx="5334000" cy="3164839"/>
             <wp:effectExtent l="0" t="0" r="0" b="0"/>
             <wp:docPr id="36" name="Picture"/>
             <wp:cNvGraphicFramePr/>
@@ -1605,7 +1605,7 @@
                   <pic:spPr bwMode="auto">
                     <a:xfrm>
                       <a:off x="0" y="0"/>
-                      <a:ext cx="5334000" cy="3164840"/>
+                      <a:ext cx="5334000" cy="3164839"/>
                     </a:xfrm>
                     <a:prstGeom prst="rect">
                       <a:avLst/>
@@ -1673,8 +1673,8 @@
           <w:noProof/>
         </w:rPr>
         <w:drawing>
-          <wp:inline distT="0" distB="0" distL="0" distR="0" wp14:anchorId="09EFF77E" wp14:editId="55F663CE">
-            <wp:extent cx="5334000" cy="2122714"/>
+          <wp:inline distT="0" distB="0" distL="0" distR="0" wp14:anchorId="248E8987" wp14:editId="0B3EC2E2">
+            <wp:extent cx="5334000" cy="2721428"/>
             <wp:effectExtent l="0" t="0" r="0" b="0"/>
             <wp:docPr id="39" name="Picture"/>
             <wp:cNvGraphicFramePr/>
@@ -1696,7 +1696,7 @@
                   <pic:spPr bwMode="auto">
                     <a:xfrm>
                       <a:off x="0" y="0"/>
-                      <a:ext cx="5334000" cy="2122714"/>
+                      <a:ext cx="5334000" cy="2721428"/>
                     </a:xfrm>
                     <a:prstGeom prst="rect">
                       <a:avLst/>
@@ -1735,7 +1735,7 @@
         <w:pStyle w:val="Heading1"/>
       </w:pPr>
       <w:bookmarkStart w:id="14" w:name="X8d0b758b7ecd4305ca0f50fd74c5bafb56ab217"/>
-      <w:bookmarkStart w:id="15" w:name="_Toc235610556"/>
+      <w:bookmarkStart w:id="15" w:name="_Toc235614675"/>
       <w:bookmarkEnd w:id="12"/>
       <w:r>
         <w:t>8. Strait of Georgia specificity/falsification audit</w:t>
@@ -1774,7 +1774,7 @@
         <w:pStyle w:val="Heading1"/>
       </w:pPr>
       <w:bookmarkStart w:id="16" w:name="X3b647f72ca45d03c8ab0a7592e6079aa1efe689"/>
-      <w:bookmarkStart w:id="17" w:name="_Toc235610557"/>
+      <w:bookmarkStart w:id="17" w:name="_Toc235614676"/>
       <w:bookmarkEnd w:id="14"/>
       <w:r>
         <w:t>9. DFO monitoring, exposure classification, and regional interpretation</w:t>
@@ -1836,7 +1836,7 @@
         <w:pStyle w:val="Heading1"/>
       </w:pPr>
       <w:bookmarkStart w:id="18" w:name="X0f6b22ba3c42b132ef3bb8640644e51dd2fb2d0"/>
-      <w:bookmarkStart w:id="19" w:name="_Toc235610558"/>
+      <w:bookmarkStart w:id="19" w:name="_Toc235614677"/>
       <w:bookmarkEnd w:id="16"/>
       <w:r>
         <w:t>10. Reproducibility, provenance, and artifact hashes</w:t>
@@ -1873,7 +1873,7 @@
         <w:pStyle w:val="Heading1"/>
       </w:pPr>
       <w:bookmarkStart w:id="20" w:name="references"/>
-      <w:bookmarkStart w:id="21" w:name="_Toc235610559"/>
+      <w:bookmarkStart w:id="21" w:name="_Toc235614678"/>
       <w:bookmarkEnd w:id="18"/>
       <w:r>
         <w:t>11. References</w:t>
@@ -2087,7 +2087,7 @@
   <w:abstractNum w:abstractNumId="0" w15:restartNumberingAfterBreak="0">
     <w:nsid w:val="0000A990"/>
     <w:multiLevelType w:val="multilevel"/>
-    <w:tmpl w:val="1D02454C"/>
+    <w:tmpl w:val="5D7A720A"/>
     <w:lvl w:ilvl="0">
       <w:numFmt w:val="bullet"/>
       <w:lvlText w:val=" "/>
@@ -2161,7 +2161,7 @@
       </w:pPr>
     </w:lvl>
   </w:abstractNum>
-  <w:num w:numId="1" w16cid:durableId="2101364544">
+  <w:num w:numId="1" w16cid:durableId="2031299387">
     <w:abstractNumId w:val="0"/>
   </w:num>
 </w:numbering>
@@ -3414,7 +3414,7 @@
     <w:next w:val="Normal"/>
     <w:autoRedefine/>
     <w:uiPriority w:val="39"/>
-    <w:rsid w:val="0059059C"/>
+    <w:rsid w:val="00EF6D01"/>
     <w:pPr>
       <w:spacing w:after="100"/>
     </w:pPr>
@@ -3423,7 +3423,7 @@
     <w:name w:val="header"/>
     <w:basedOn w:val="Normal"/>
     <w:link w:val="HeaderChar"/>
-    <w:rsid w:val="0059059C"/>
+    <w:rsid w:val="00EF6D01"/>
     <w:pPr>
       <w:tabs>
         <w:tab w:val="center" w:pos="4680"/>
@@ -3436,13 +3436,13 @@
     <w:name w:val="Header Char"/>
     <w:basedOn w:val="DefaultParagraphFont"/>
     <w:link w:val="Header"/>
-    <w:rsid w:val="0059059C"/>
+    <w:rsid w:val="00EF6D01"/>
   </w:style>
   <w:style w:type="paragraph" w:styleId="Footer">
     <w:name w:val="footer"/>
     <w:basedOn w:val="Normal"/>
     <w:link w:val="FooterChar"/>
-    <w:rsid w:val="0059059C"/>
+    <w:rsid w:val="00EF6D01"/>
     <w:pPr>
       <w:tabs>
         <w:tab w:val="center" w:pos="4680"/>
@@ -3455,12 +3455,12 @@
     <w:name w:val="Footer Char"/>
     <w:basedOn w:val="DefaultParagraphFont"/>
     <w:link w:val="Footer"/>
-    <w:rsid w:val="0059059C"/>
+    <w:rsid w:val="00EF6D01"/>
   </w:style>
   <w:style w:type="character" w:styleId="LineNumber">
     <w:name w:val="line number"/>
     <w:basedOn w:val="DefaultParagraphFont"/>
-    <w:rsid w:val="0059059C"/>
+    <w:rsid w:val="00EF6D01"/>
   </w:style>
 </w:styles>
 </file>

--- a/manuscript/journal_submission/marine_environmental_research/rendered/mer_supplement_blinded_companion_v2.docx
+++ b/manuscript/journal_submission/marine_environmental_research/rendered/mer_supplement_blinded_companion_v2.docx
@@ -34,7 +34,7 @@
           <w:sz w:val="24"/>
           <w:szCs w:val="24"/>
         </w:rPr>
-        <w:id w:val="636310859"/>
+        <w:id w:val="620883423"/>
         <w:docPartObj>
           <w:docPartGallery w:val="Table of Contents"/>
           <w:docPartUnique/>
@@ -69,7 +69,7 @@
           <w:r>
             <w:fldChar w:fldCharType="separate"/>
           </w:r>
-          <w:hyperlink w:anchor="_Toc235614668" w:history="1">
+          <w:hyperlink w:anchor="_Toc235623306" w:history="1">
             <w:r>
               <w:rPr>
                 <w:rStyle w:val="Hyperlink"/>
@@ -96,7 +96,7 @@
                 <w:noProof/>
                 <w:webHidden/>
               </w:rPr>
-              <w:instrText xml:space="preserve"> PAGEREF _Toc235614668 \h </w:instrText>
+              <w:instrText xml:space="preserve"> PAGEREF _Toc235623306 \h </w:instrText>
             </w:r>
             <w:r>
               <w:rPr>
@@ -137,7 +137,7 @@
               <w:noProof/>
             </w:rPr>
           </w:pPr>
-          <w:hyperlink w:anchor="_Toc235614669" w:history="1">
+          <w:hyperlink w:anchor="_Toc235623307" w:history="1">
             <w:r>
               <w:rPr>
                 <w:rStyle w:val="Hyperlink"/>
@@ -164,7 +164,7 @@
                 <w:noProof/>
                 <w:webHidden/>
               </w:rPr>
-              <w:instrText xml:space="preserve"> PAGEREF _Toc235614669 \h </w:instrText>
+              <w:instrText xml:space="preserve"> PAGEREF _Toc235623307 \h </w:instrText>
             </w:r>
             <w:r>
               <w:rPr>
@@ -205,7 +205,7 @@
               <w:noProof/>
             </w:rPr>
           </w:pPr>
-          <w:hyperlink w:anchor="_Toc235614670" w:history="1">
+          <w:hyperlink w:anchor="_Toc235623308" w:history="1">
             <w:r>
               <w:rPr>
                 <w:rStyle w:val="Hyperlink"/>
@@ -232,7 +232,7 @@
                 <w:noProof/>
                 <w:webHidden/>
               </w:rPr>
-              <w:instrText xml:space="preserve"> PAGEREF _Toc235614670 \h </w:instrText>
+              <w:instrText xml:space="preserve"> PAGEREF _Toc235623308 \h </w:instrText>
             </w:r>
             <w:r>
               <w:rPr>
@@ -273,7 +273,7 @@
               <w:noProof/>
             </w:rPr>
           </w:pPr>
-          <w:hyperlink w:anchor="_Toc235614671" w:history="1">
+          <w:hyperlink w:anchor="_Toc235623309" w:history="1">
             <w:r>
               <w:rPr>
                 <w:rStyle w:val="Hyperlink"/>
@@ -300,7 +300,7 @@
                 <w:noProof/>
                 <w:webHidden/>
               </w:rPr>
-              <w:instrText xml:space="preserve"> PAGEREF _Toc235614671 \h </w:instrText>
+              <w:instrText xml:space="preserve"> PAGEREF _Toc235623309 \h </w:instrText>
             </w:r>
             <w:r>
               <w:rPr>
@@ -341,7 +341,7 @@
               <w:noProof/>
             </w:rPr>
           </w:pPr>
-          <w:hyperlink w:anchor="_Toc235614672" w:history="1">
+          <w:hyperlink w:anchor="_Toc235623310" w:history="1">
             <w:r>
               <w:rPr>
                 <w:rStyle w:val="Hyperlink"/>
@@ -368,7 +368,7 @@
                 <w:noProof/>
                 <w:webHidden/>
               </w:rPr>
-              <w:instrText xml:space="preserve"> PAGEREF _Toc235614672 \h </w:instrText>
+              <w:instrText xml:space="preserve"> PAGEREF _Toc235623310 \h </w:instrText>
             </w:r>
             <w:r>
               <w:rPr>
@@ -388,7 +388,7 @@
                 <w:noProof/>
                 <w:webHidden/>
               </w:rPr>
-              <w:t>3</w:t>
+              <w:t>4</w:t>
             </w:r>
             <w:r>
               <w:rPr>
@@ -409,7 +409,7 @@
               <w:noProof/>
             </w:rPr>
           </w:pPr>
-          <w:hyperlink w:anchor="_Toc235614673" w:history="1">
+          <w:hyperlink w:anchor="_Toc235623311" w:history="1">
             <w:r>
               <w:rPr>
                 <w:rStyle w:val="Hyperlink"/>
@@ -436,7 +436,7 @@
                 <w:noProof/>
                 <w:webHidden/>
               </w:rPr>
-              <w:instrText xml:space="preserve"> PAGEREF _Toc235614673 \h </w:instrText>
+              <w:instrText xml:space="preserve"> PAGEREF _Toc235623311 \h </w:instrText>
             </w:r>
             <w:r>
               <w:rPr>
@@ -456,7 +456,7 @@
                 <w:noProof/>
                 <w:webHidden/>
               </w:rPr>
-              <w:t>4</w:t>
+              <w:t>5</w:t>
             </w:r>
             <w:r>
               <w:rPr>
@@ -477,7 +477,7 @@
               <w:noProof/>
             </w:rPr>
           </w:pPr>
-          <w:hyperlink w:anchor="_Toc235614674" w:history="1">
+          <w:hyperlink w:anchor="_Toc235623312" w:history="1">
             <w:r>
               <w:rPr>
                 <w:rStyle w:val="Hyperlink"/>
@@ -504,7 +504,7 @@
                 <w:noProof/>
                 <w:webHidden/>
               </w:rPr>
-              <w:instrText xml:space="preserve"> PAGEREF _Toc235614674 \h </w:instrText>
+              <w:instrText xml:space="preserve"> PAGEREF _Toc235623312 \h </w:instrText>
             </w:r>
             <w:r>
               <w:rPr>
@@ -524,7 +524,7 @@
                 <w:noProof/>
                 <w:webHidden/>
               </w:rPr>
-              <w:t>5</w:t>
+              <w:t>6</w:t>
             </w:r>
             <w:r>
               <w:rPr>
@@ -545,7 +545,7 @@
               <w:noProof/>
             </w:rPr>
           </w:pPr>
-          <w:hyperlink w:anchor="_Toc235614675" w:history="1">
+          <w:hyperlink w:anchor="_Toc235623313" w:history="1">
             <w:r>
               <w:rPr>
                 <w:rStyle w:val="Hyperlink"/>
@@ -572,7 +572,7 @@
                 <w:noProof/>
                 <w:webHidden/>
               </w:rPr>
-              <w:instrText xml:space="preserve"> PAGEREF _Toc235614675 \h </w:instrText>
+              <w:instrText xml:space="preserve"> PAGEREF _Toc235623313 \h </w:instrText>
             </w:r>
             <w:r>
               <w:rPr>
@@ -613,7 +613,7 @@
               <w:noProof/>
             </w:rPr>
           </w:pPr>
-          <w:hyperlink w:anchor="_Toc235614676" w:history="1">
+          <w:hyperlink w:anchor="_Toc235623314" w:history="1">
             <w:r>
               <w:rPr>
                 <w:rStyle w:val="Hyperlink"/>
@@ -640,7 +640,7 @@
                 <w:noProof/>
                 <w:webHidden/>
               </w:rPr>
-              <w:instrText xml:space="preserve"> PAGEREF _Toc235614676 \h </w:instrText>
+              <w:instrText xml:space="preserve"> PAGEREF _Toc235623314 \h </w:instrText>
             </w:r>
             <w:r>
               <w:rPr>
@@ -681,7 +681,7 @@
               <w:noProof/>
             </w:rPr>
           </w:pPr>
-          <w:hyperlink w:anchor="_Toc235614677" w:history="1">
+          <w:hyperlink w:anchor="_Toc235623315" w:history="1">
             <w:r>
               <w:rPr>
                 <w:rStyle w:val="Hyperlink"/>
@@ -708,7 +708,7 @@
                 <w:noProof/>
                 <w:webHidden/>
               </w:rPr>
-              <w:instrText xml:space="preserve"> PAGEREF _Toc235614677 \h </w:instrText>
+              <w:instrText xml:space="preserve"> PAGEREF _Toc235623315 \h </w:instrText>
             </w:r>
             <w:r>
               <w:rPr>
@@ -749,7 +749,7 @@
               <w:noProof/>
             </w:rPr>
           </w:pPr>
-          <w:hyperlink w:anchor="_Toc235614678" w:history="1">
+          <w:hyperlink w:anchor="_Toc235623316" w:history="1">
             <w:r>
               <w:rPr>
                 <w:rStyle w:val="Hyperlink"/>
@@ -776,7 +776,7 @@
                 <w:noProof/>
                 <w:webHidden/>
               </w:rPr>
-              <w:instrText xml:space="preserve"> PAGEREF _Toc235614678 \h </w:instrText>
+              <w:instrText xml:space="preserve"> PAGEREF _Toc235623316 \h </w:instrText>
             </w:r>
             <w:r>
               <w:rPr>
@@ -819,7 +819,7 @@
         <w:pStyle w:val="Heading1"/>
       </w:pPr>
       <w:bookmarkStart w:id="0" w:name="supplement-scope"/>
-      <w:bookmarkStart w:id="1" w:name="_Toc235614668"/>
+      <w:bookmarkStart w:id="1" w:name="_Toc235623306"/>
       <w:r>
         <w:t>1. Supplement scope</w:t>
       </w:r>
@@ -882,7 +882,7 @@
         <w:pStyle w:val="Heading1"/>
       </w:pPr>
       <w:bookmarkStart w:id="2" w:name="X656b43efa51a1217ae39c70b2dc1665cc91df8e"/>
-      <w:bookmarkStart w:id="3" w:name="_Toc235614669"/>
+      <w:bookmarkStart w:id="3" w:name="_Toc235623307"/>
       <w:bookmarkEnd w:id="0"/>
       <w:r>
         <w:t>2. Registered analysis and model disposition</w:t>
@@ -920,7 +920,7 @@
         <w:t>Table_S2.csv</w:t>
       </w:r>
       <w:r>
-        <w:t xml:space="preserve">) is the full privacy-safe individual-estimate release. It includes all activated species, guild, region, outcome, contrast, coefficient, standard error, interval, p-value, model-specific BH q-value, fit status, and historical pooling fields. Historical v1 </w:t>
+        <w:t xml:space="preserve">) is the full privacy-safe individual-estimate release. It includes all activated species, guild, region, outcome, contrast, coefficient, standard error, interval, p-value, model-specific BH q-value, fit status, and historical pooling fields. The M02 active-near subset contains all 196 region-outcome representations for 49 support-qualified species, including one explicit noncompleted row. Historical v1 </w:t>
       </w:r>
       <w:r>
         <w:rPr>
@@ -929,7 +929,10 @@
         <w:t>partial_pool_*</w:t>
       </w:r>
       <w:r>
-        <w:t xml:space="preserve"> values are not used for inference; their authoritative invalidation and v2 replacement are described below.</w:t>
+        <w:t xml:space="preserve"> </w:t>
+      </w:r>
+      <w:r>
+        <w:t>values are not used for inference; their authoritative invalidation and v2 replacement are described below.</w:t>
       </w:r>
     </w:p>
     <w:p>
@@ -937,7 +940,7 @@
         <w:pStyle w:val="Heading1"/>
       </w:pPr>
       <w:bookmarkStart w:id="4" w:name="X0f0d9d136cb8878ee4d7a1d8578536852e2671e"/>
-      <w:bookmarkStart w:id="5" w:name="_Toc235614670"/>
+      <w:bookmarkStart w:id="5" w:name="_Toc235623308"/>
       <w:bookmarkEnd w:id="2"/>
       <w:r>
         <w:t>3. Response construction and observation states</w:t>
@@ -967,7 +970,10 @@
         <w:t>X</w:t>
       </w:r>
       <w:r>
-        <w:t xml:space="preserve"> contributes only to detection. Positive numeric count is conditional on a finite positive report and therefore cannot be interpreted as total abundance or biomass.</w:t>
+        <w:t xml:space="preserve"> </w:t>
+      </w:r>
+      <w:r>
+        <w:t>contributes only to detection. Positive numeric count is conditional on a finite positive report and therefore cannot be interpreted as total abundance or biomass.</w:t>
       </w:r>
     </w:p>
     <w:p>
@@ -983,7 +989,7 @@
         <w:pStyle w:val="Heading1"/>
       </w:pPr>
       <w:bookmarkStart w:id="6" w:name="event-time-results"/>
-      <w:bookmarkStart w:id="7" w:name="_Toc235614671"/>
+      <w:bookmarkStart w:id="7" w:name="_Toc235623309"/>
       <w:bookmarkEnd w:id="4"/>
       <w:r>
         <w:t>4. Event-time results</w:t>
@@ -1017,8 +1023,8 @@
         </w:rPr>
         <w:lastRenderedPageBreak/>
         <w:drawing>
-          <wp:inline distT="0" distB="0" distL="0" distR="0" wp14:anchorId="3E943F86" wp14:editId="5855C022">
-            <wp:extent cx="5334000" cy="3588327"/>
+          <wp:inline distT="0" distB="0" distL="0" distR="0" wp14:anchorId="306A521E" wp14:editId="79DD0E94">
+            <wp:extent cx="5334000" cy="6400800"/>
             <wp:effectExtent l="0" t="0" r="0" b="0"/>
             <wp:docPr id="24" name="Picture"/>
             <wp:cNvGraphicFramePr/>
@@ -1040,7 +1046,7 @@
                   <pic:spPr bwMode="auto">
                     <a:xfrm>
                       <a:off x="0" y="0"/>
-                      <a:ext cx="5334000" cy="3588327"/>
+                      <a:ext cx="5334000" cy="6400800"/>
                     </a:xfrm>
                     <a:prstGeom prst="rect">
                       <a:avLst/>
@@ -1068,13 +1074,13 @@
           <w:b/>
           <w:bCs/>
         </w:rPr>
-        <w:t>Supplementary Figure S1. Priority-A species associations.</w:t>
+        <w:t>Supplementary Figure S1. Confidence intervals for all 49 support-qualified species.</w:t>
       </w:r>
       <w:r>
         <w:t xml:space="preserve"> </w:t>
       </w:r>
       <w:r>
-        <w:t>Open marks show individual estimates and filled marks show compatible-family v2 posterior summaries. Detection and conditional positive-count coefficients remain on distinct scales.</w:t>
+        <w:t>Every completed M02 active-near estimate and 95% confidence interval is shown across both regions and response components. Filled points denote BH q &lt; 0.05. A symmetric pseudo-log axis preserves sign while accommodating the full interval range; the noncompleted component remains explicit NA in Figure 2 and Supplementary Table S2.</w:t>
       </w:r>
     </w:p>
     <w:p>
@@ -1082,7 +1088,7 @@
         <w:pStyle w:val="Heading1"/>
       </w:pPr>
       <w:bookmarkStart w:id="8" w:name="partial-pooling-repair"/>
-      <w:bookmarkStart w:id="9" w:name="_Toc235614672"/>
+      <w:bookmarkStart w:id="9" w:name="_Toc235623310"/>
       <w:bookmarkEnd w:id="6"/>
       <w:r>
         <w:t>5. Partial-pooling repair</w:t>
@@ -1103,10 +1109,7 @@
         <w:t>NA</w:t>
       </w:r>
       <w:r>
-        <w:t xml:space="preserve"> </w:t>
-      </w:r>
-      <w:r>
-        <w:t>as missing and therefore omitted the registered North-region literal code. The authoritative typed audit covers 6,562 finite v1 rows in 112 historical families.</w:t>
+        <w:t xml:space="preserve"> as missing and therefore omitted the registered North-region literal code. The authoritative typed audit covers 6,562 finite v1 rows in 112 historical families.</w:t>
       </w:r>
     </w:p>
     <w:p>
@@ -1155,7 +1158,7 @@
           <w:noProof/>
         </w:rPr>
         <w:drawing>
-          <wp:inline distT="0" distB="0" distL="0" distR="0" wp14:anchorId="6CB8CAFD" wp14:editId="085048AB">
+          <wp:inline distT="0" distB="0" distL="0" distR="0" wp14:anchorId="3085411F" wp14:editId="032017C2">
             <wp:extent cx="5334000" cy="2667000"/>
             <wp:effectExtent l="0" t="0" r="0" b="0"/>
             <wp:docPr id="28" name="Picture"/>
@@ -1221,7 +1224,7 @@
           <w:noProof/>
         </w:rPr>
         <w:drawing>
-          <wp:inline distT="0" distB="0" distL="0" distR="0" wp14:anchorId="0B008C3C" wp14:editId="2F10918B">
+          <wp:inline distT="0" distB="0" distL="0" distR="0" wp14:anchorId="013C2A9F" wp14:editId="7C3BD1A1">
             <wp:extent cx="5334000" cy="2601912"/>
             <wp:effectExtent l="0" t="0" r="0" b="0"/>
             <wp:docPr id="31" name="Picture"/>
@@ -1286,7 +1289,7 @@
         <w:pStyle w:val="Heading1"/>
       </w:pPr>
       <w:bookmarkStart w:id="10" w:name="singular-fit-component-audit"/>
-      <w:bookmarkStart w:id="11" w:name="_Toc235614673"/>
+      <w:bookmarkStart w:id="11" w:name="_Toc235623311"/>
       <w:bookmarkEnd w:id="8"/>
       <w:r>
         <w:t>6. Singular-fit component audit</w:t>
@@ -1549,7 +1552,7 @@
         <w:pStyle w:val="Heading1"/>
       </w:pPr>
       <w:bookmarkStart w:id="12" w:name="placebo-and-matched-sensitivity-details"/>
-      <w:bookmarkStart w:id="13" w:name="_Toc235614674"/>
+      <w:bookmarkStart w:id="13" w:name="_Toc235623312"/>
       <w:bookmarkEnd w:id="10"/>
       <w:r>
         <w:t>7. Placebo and matched sensitivity details</w:t>
@@ -1582,7 +1585,7 @@
           <w:noProof/>
         </w:rPr>
         <w:drawing>
-          <wp:inline distT="0" distB="0" distL="0" distR="0" wp14:anchorId="29AC60BB" wp14:editId="5507BA9A">
+          <wp:inline distT="0" distB="0" distL="0" distR="0" wp14:anchorId="1DE60359" wp14:editId="1C1B295A">
             <wp:extent cx="5334000" cy="3164839"/>
             <wp:effectExtent l="0" t="0" r="0" b="0"/>
             <wp:docPr id="36" name="Picture"/>
@@ -1673,7 +1676,7 @@
           <w:noProof/>
         </w:rPr>
         <w:drawing>
-          <wp:inline distT="0" distB="0" distL="0" distR="0" wp14:anchorId="248E8987" wp14:editId="0B3EC2E2">
+          <wp:inline distT="0" distB="0" distL="0" distR="0" wp14:anchorId="590E2820" wp14:editId="0F2649F1">
             <wp:extent cx="5334000" cy="2721428"/>
             <wp:effectExtent l="0" t="0" r="0" b="0"/>
             <wp:docPr id="39" name="Picture"/>
@@ -1735,7 +1738,7 @@
         <w:pStyle w:val="Heading1"/>
       </w:pPr>
       <w:bookmarkStart w:id="14" w:name="X8d0b758b7ecd4305ca0f50fd74c5bafb56ab217"/>
-      <w:bookmarkStart w:id="15" w:name="_Toc235614675"/>
+      <w:bookmarkStart w:id="15" w:name="_Toc235623313"/>
       <w:bookmarkEnd w:id="12"/>
       <w:r>
         <w:t>8. Strait of Georgia specificity/falsification audit</w:t>
@@ -1774,7 +1777,7 @@
         <w:pStyle w:val="Heading1"/>
       </w:pPr>
       <w:bookmarkStart w:id="16" w:name="X3b647f72ca45d03c8ab0a7592e6079aa1efe689"/>
-      <w:bookmarkStart w:id="17" w:name="_Toc235614676"/>
+      <w:bookmarkStart w:id="17" w:name="_Toc235623314"/>
       <w:bookmarkEnd w:id="14"/>
       <w:r>
         <w:t>9. DFO monitoring, exposure classification, and regional interpretation</w:t>
@@ -1836,7 +1839,7 @@
         <w:pStyle w:val="Heading1"/>
       </w:pPr>
       <w:bookmarkStart w:id="18" w:name="X0f6b22ba3c42b132ef3bb8640644e51dd2fb2d0"/>
-      <w:bookmarkStart w:id="19" w:name="_Toc235614677"/>
+      <w:bookmarkStart w:id="19" w:name="_Toc235623315"/>
       <w:bookmarkEnd w:id="16"/>
       <w:r>
         <w:t>10. Reproducibility, provenance, and artifact hashes</w:t>
@@ -1873,7 +1876,7 @@
         <w:pStyle w:val="Heading1"/>
       </w:pPr>
       <w:bookmarkStart w:id="20" w:name="references"/>
-      <w:bookmarkStart w:id="21" w:name="_Toc235614678"/>
+      <w:bookmarkStart w:id="21" w:name="_Toc235623316"/>
       <w:bookmarkEnd w:id="18"/>
       <w:r>
         <w:t>11. References</w:t>
@@ -2087,7 +2090,7 @@
   <w:abstractNum w:abstractNumId="0" w15:restartNumberingAfterBreak="0">
     <w:nsid w:val="0000A990"/>
     <w:multiLevelType w:val="multilevel"/>
-    <w:tmpl w:val="5D7A720A"/>
+    <w:tmpl w:val="68A87458"/>
     <w:lvl w:ilvl="0">
       <w:numFmt w:val="bullet"/>
       <w:lvlText w:val=" "/>
@@ -2161,7 +2164,7 @@
       </w:pPr>
     </w:lvl>
   </w:abstractNum>
-  <w:num w:numId="1" w16cid:durableId="2031299387">
+  <w:num w:numId="1" w16cid:durableId="1801537283">
     <w:abstractNumId w:val="0"/>
   </w:num>
 </w:numbering>
@@ -3414,7 +3417,7 @@
     <w:next w:val="Normal"/>
     <w:autoRedefine/>
     <w:uiPriority w:val="39"/>
-    <w:rsid w:val="00EF6D01"/>
+    <w:rsid w:val="009559D5"/>
     <w:pPr>
       <w:spacing w:after="100"/>
     </w:pPr>
@@ -3423,7 +3426,7 @@
     <w:name w:val="header"/>
     <w:basedOn w:val="Normal"/>
     <w:link w:val="HeaderChar"/>
-    <w:rsid w:val="00EF6D01"/>
+    <w:rsid w:val="009559D5"/>
     <w:pPr>
       <w:tabs>
         <w:tab w:val="center" w:pos="4680"/>
@@ -3436,13 +3439,13 @@
     <w:name w:val="Header Char"/>
     <w:basedOn w:val="DefaultParagraphFont"/>
     <w:link w:val="Header"/>
-    <w:rsid w:val="00EF6D01"/>
+    <w:rsid w:val="009559D5"/>
   </w:style>
   <w:style w:type="paragraph" w:styleId="Footer">
     <w:name w:val="footer"/>
     <w:basedOn w:val="Normal"/>
     <w:link w:val="FooterChar"/>
-    <w:rsid w:val="00EF6D01"/>
+    <w:rsid w:val="009559D5"/>
     <w:pPr>
       <w:tabs>
         <w:tab w:val="center" w:pos="4680"/>
@@ -3455,12 +3458,12 @@
     <w:name w:val="Footer Char"/>
     <w:basedOn w:val="DefaultParagraphFont"/>
     <w:link w:val="Footer"/>
-    <w:rsid w:val="00EF6D01"/>
+    <w:rsid w:val="009559D5"/>
   </w:style>
   <w:style w:type="character" w:styleId="LineNumber">
     <w:name w:val="line number"/>
     <w:basedOn w:val="DefaultParagraphFont"/>
-    <w:rsid w:val="00EF6D01"/>
+    <w:rsid w:val="009559D5"/>
   </w:style>
 </w:styles>
 </file>
